--- a/Aim_1/immune_results/RF/統整.docx
+++ b/Aim_1/immune_results/RF/統整.docx
@@ -27,11 +27,9 @@
             <w:tcW w:w="964" w:type="dxa"/>
           </w:tcPr>
           <w:p>
-            <w:proofErr w:type="spellStart"/>
             <w:r>
               <w:t>Alphaviridae</w:t>
             </w:r>
-            <w:proofErr w:type="spellEnd"/>
           </w:p>
         </w:tc>
         <w:tc>
@@ -39,11 +37,9 @@
             <w:tcW w:w="1063" w:type="dxa"/>
           </w:tcPr>
           <w:p>
-            <w:proofErr w:type="spellStart"/>
             <w:r>
               <w:t>Coronaviridae</w:t>
             </w:r>
-            <w:proofErr w:type="spellEnd"/>
           </w:p>
         </w:tc>
         <w:tc>
@@ -61,11 +57,9 @@
             <w:tcW w:w="1377" w:type="dxa"/>
           </w:tcPr>
           <w:p>
-            <w:proofErr w:type="spellStart"/>
             <w:r>
               <w:t>Orthoherpesviridae</w:t>
             </w:r>
-            <w:proofErr w:type="spellEnd"/>
           </w:p>
         </w:tc>
       </w:tr>
@@ -341,11 +335,9 @@
             <w:tcW w:w="1063" w:type="dxa"/>
           </w:tcPr>
           <w:p>
-            <w:proofErr w:type="spellStart"/>
             <w:r>
               <w:t>Picornaviridae</w:t>
             </w:r>
-            <w:proofErr w:type="spellEnd"/>
           </w:p>
         </w:tc>
         <w:tc>
@@ -363,11 +355,9 @@
             <w:tcW w:w="1377" w:type="dxa"/>
           </w:tcPr>
           <w:p>
-            <w:proofErr w:type="spellStart"/>
             <w:r>
               <w:t>Retroviridae</w:t>
             </w:r>
-            <w:proofErr w:type="spellEnd"/>
           </w:p>
         </w:tc>
       </w:tr>
@@ -603,6 +593,1844 @@
         </w:tc>
       </w:tr>
     </w:tbl>
+    <w:p/>
+    <w:p>
+      <w:pPr>
+        <w:rPr>
+          <w:b/>
+          <w:bCs/>
+        </w:rPr>
+      </w:pPr>
+      <w:r>
+        <w:rPr>
+          <w:b/>
+          <w:bCs/>
+        </w:rPr>
+        <w:t>Alphaviridae</w:t>
+      </w:r>
+      <w:r>
+        <w:rPr>
+          <w:rFonts w:hint="eastAsia"/>
+          <w:b/>
+          <w:bCs/>
+        </w:rPr>
+        <w:t xml:space="preserve"> :</w:t>
+      </w:r>
+    </w:p>
+    <w:p>
+      <w:r>
+        <w:drawing>
+          <wp:inline distT="0" distB="0" distL="0" distR="0" wp14:anchorId="217979DF" wp14:editId="4C452D0A">
+            <wp:extent cx="4248368" cy="234962"/>
+            <wp:effectExtent l="0" t="0" r="0" b="0"/>
+            <wp:docPr id="1194993625" name="圖片 1"/>
+            <wp:cNvGraphicFramePr>
+              <a:graphicFrameLocks xmlns:a="http://schemas.openxmlformats.org/drawingml/2006/main" noChangeAspect="1"/>
+            </wp:cNvGraphicFramePr>
+            <a:graphic xmlns:a="http://schemas.openxmlformats.org/drawingml/2006/main">
+              <a:graphicData uri="http://schemas.openxmlformats.org/drawingml/2006/picture">
+                <pic:pic xmlns:pic="http://schemas.openxmlformats.org/drawingml/2006/picture">
+                  <pic:nvPicPr>
+                    <pic:cNvPr id="1194993625" name=""/>
+                    <pic:cNvPicPr/>
+                  </pic:nvPicPr>
+                  <pic:blipFill>
+                    <a:blip r:embed="rId4"/>
+                    <a:stretch>
+                      <a:fillRect/>
+                    </a:stretch>
+                  </pic:blipFill>
+                  <pic:spPr>
+                    <a:xfrm>
+                      <a:off x="0" y="0"/>
+                      <a:ext cx="4248368" cy="234962"/>
+                    </a:xfrm>
+                    <a:prstGeom prst="rect">
+                      <a:avLst/>
+                    </a:prstGeom>
+                  </pic:spPr>
+                </pic:pic>
+              </a:graphicData>
+            </a:graphic>
+          </wp:inline>
+        </w:drawing>
+      </w:r>
+    </w:p>
+    <w:p>
+      <w:r>
+        <w:drawing>
+          <wp:inline distT="0" distB="0" distL="0" distR="0" wp14:anchorId="03CD3796" wp14:editId="17195583">
+            <wp:extent cx="5274310" cy="177165"/>
+            <wp:effectExtent l="0" t="0" r="2540" b="0"/>
+            <wp:docPr id="1305284667" name="圖片 1"/>
+            <wp:cNvGraphicFramePr>
+              <a:graphicFrameLocks xmlns:a="http://schemas.openxmlformats.org/drawingml/2006/main" noChangeAspect="1"/>
+            </wp:cNvGraphicFramePr>
+            <a:graphic xmlns:a="http://schemas.openxmlformats.org/drawingml/2006/main">
+              <a:graphicData uri="http://schemas.openxmlformats.org/drawingml/2006/picture">
+                <pic:pic xmlns:pic="http://schemas.openxmlformats.org/drawingml/2006/picture">
+                  <pic:nvPicPr>
+                    <pic:cNvPr id="1305284667" name=""/>
+                    <pic:cNvPicPr/>
+                  </pic:nvPicPr>
+                  <pic:blipFill>
+                    <a:blip r:embed="rId5"/>
+                    <a:stretch>
+                      <a:fillRect/>
+                    </a:stretch>
+                  </pic:blipFill>
+                  <pic:spPr>
+                    <a:xfrm>
+                      <a:off x="0" y="0"/>
+                      <a:ext cx="5274310" cy="177165"/>
+                    </a:xfrm>
+                    <a:prstGeom prst="rect">
+                      <a:avLst/>
+                    </a:prstGeom>
+                  </pic:spPr>
+                </pic:pic>
+              </a:graphicData>
+            </a:graphic>
+          </wp:inline>
+        </w:drawing>
+      </w:r>
+    </w:p>
+    <w:p>
+      <w:r>
+        <w:drawing>
+          <wp:inline distT="0" distB="0" distL="0" distR="0" wp14:anchorId="6F7AAC44" wp14:editId="6CFD65E5">
+            <wp:extent cx="5274310" cy="295275"/>
+            <wp:effectExtent l="0" t="0" r="2540" b="9525"/>
+            <wp:docPr id="817606046" name="圖片 1"/>
+            <wp:cNvGraphicFramePr>
+              <a:graphicFrameLocks xmlns:a="http://schemas.openxmlformats.org/drawingml/2006/main" noChangeAspect="1"/>
+            </wp:cNvGraphicFramePr>
+            <a:graphic xmlns:a="http://schemas.openxmlformats.org/drawingml/2006/main">
+              <a:graphicData uri="http://schemas.openxmlformats.org/drawingml/2006/picture">
+                <pic:pic xmlns:pic="http://schemas.openxmlformats.org/drawingml/2006/picture">
+                  <pic:nvPicPr>
+                    <pic:cNvPr id="913667173" name=""/>
+                    <pic:cNvPicPr/>
+                  </pic:nvPicPr>
+                  <pic:blipFill>
+                    <a:blip r:embed="rId6"/>
+                    <a:stretch>
+                      <a:fillRect/>
+                    </a:stretch>
+                  </pic:blipFill>
+                  <pic:spPr>
+                    <a:xfrm>
+                      <a:off x="0" y="0"/>
+                      <a:ext cx="5274310" cy="295275"/>
+                    </a:xfrm>
+                    <a:prstGeom prst="rect">
+                      <a:avLst/>
+                    </a:prstGeom>
+                  </pic:spPr>
+                </pic:pic>
+              </a:graphicData>
+            </a:graphic>
+          </wp:inline>
+        </w:drawing>
+      </w:r>
+    </w:p>
+    <w:p>
+      <w:pPr>
+        <w:rPr>
+          <w:b/>
+          <w:bCs/>
+        </w:rPr>
+      </w:pPr>
+      <w:r>
+        <w:rPr>
+          <w:b/>
+          <w:bCs/>
+        </w:rPr>
+        <w:t>Coronaviridae</w:t>
+      </w:r>
+      <w:r>
+        <w:rPr>
+          <w:rFonts w:hint="eastAsia"/>
+          <w:b/>
+          <w:bCs/>
+        </w:rPr>
+        <w:t xml:space="preserve"> :</w:t>
+      </w:r>
+    </w:p>
+    <w:p>
+      <w:r>
+        <w:rPr>
+          <w:rFonts w:hint="eastAsia"/>
+        </w:rPr>
+        <w:t>GO</w:t>
+      </w:r>
+    </w:p>
+    <w:p>
+      <w:pPr>
+        <w:rPr>
+          <w:rFonts w:hint="eastAsia"/>
+        </w:rPr>
+      </w:pPr>
+      <w:r>
+        <w:drawing>
+          <wp:inline distT="0" distB="0" distL="0" distR="0" wp14:anchorId="0D25064B" wp14:editId="334DBF09">
+            <wp:extent cx="5274310" cy="400050"/>
+            <wp:effectExtent l="0" t="0" r="2540" b="0"/>
+            <wp:docPr id="1030809550" name="圖片 1"/>
+            <wp:cNvGraphicFramePr>
+              <a:graphicFrameLocks xmlns:a="http://schemas.openxmlformats.org/drawingml/2006/main" noChangeAspect="1"/>
+            </wp:cNvGraphicFramePr>
+            <a:graphic xmlns:a="http://schemas.openxmlformats.org/drawingml/2006/main">
+              <a:graphicData uri="http://schemas.openxmlformats.org/drawingml/2006/picture">
+                <pic:pic xmlns:pic="http://schemas.openxmlformats.org/drawingml/2006/picture">
+                  <pic:nvPicPr>
+                    <pic:cNvPr id="1030809550" name=""/>
+                    <pic:cNvPicPr/>
+                  </pic:nvPicPr>
+                  <pic:blipFill>
+                    <a:blip r:embed="rId7"/>
+                    <a:stretch>
+                      <a:fillRect/>
+                    </a:stretch>
+                  </pic:blipFill>
+                  <pic:spPr>
+                    <a:xfrm>
+                      <a:off x="0" y="0"/>
+                      <a:ext cx="5274310" cy="400050"/>
+                    </a:xfrm>
+                    <a:prstGeom prst="rect">
+                      <a:avLst/>
+                    </a:prstGeom>
+                  </pic:spPr>
+                </pic:pic>
+              </a:graphicData>
+            </a:graphic>
+          </wp:inline>
+        </w:drawing>
+      </w:r>
+    </w:p>
+    <w:p>
+      <w:r>
+        <w:drawing>
+          <wp:inline distT="0" distB="0" distL="0" distR="0" wp14:anchorId="1DA36A1A" wp14:editId="4F90C7B6">
+            <wp:extent cx="5274310" cy="191135"/>
+            <wp:effectExtent l="0" t="0" r="2540" b="0"/>
+            <wp:docPr id="910550184" name="圖片 1"/>
+            <wp:cNvGraphicFramePr>
+              <a:graphicFrameLocks xmlns:a="http://schemas.openxmlformats.org/drawingml/2006/main" noChangeAspect="1"/>
+            </wp:cNvGraphicFramePr>
+            <a:graphic xmlns:a="http://schemas.openxmlformats.org/drawingml/2006/main">
+              <a:graphicData uri="http://schemas.openxmlformats.org/drawingml/2006/picture">
+                <pic:pic xmlns:pic="http://schemas.openxmlformats.org/drawingml/2006/picture">
+                  <pic:nvPicPr>
+                    <pic:cNvPr id="910550184" name=""/>
+                    <pic:cNvPicPr/>
+                  </pic:nvPicPr>
+                  <pic:blipFill>
+                    <a:blip r:embed="rId8"/>
+                    <a:stretch>
+                      <a:fillRect/>
+                    </a:stretch>
+                  </pic:blipFill>
+                  <pic:spPr>
+                    <a:xfrm>
+                      <a:off x="0" y="0"/>
+                      <a:ext cx="5274310" cy="191135"/>
+                    </a:xfrm>
+                    <a:prstGeom prst="rect">
+                      <a:avLst/>
+                    </a:prstGeom>
+                  </pic:spPr>
+                </pic:pic>
+              </a:graphicData>
+            </a:graphic>
+          </wp:inline>
+        </w:drawing>
+      </w:r>
+    </w:p>
+    <w:p>
+      <w:r>
+        <w:rPr>
+          <w:rFonts w:hint="eastAsia"/>
+        </w:rPr>
+        <w:t>KEGG</w:t>
+      </w:r>
+    </w:p>
+    <w:p>
+      <w:r>
+        <w:drawing>
+          <wp:inline distT="0" distB="0" distL="0" distR="0" wp14:anchorId="016B9063" wp14:editId="7F8572D9">
+            <wp:extent cx="5274310" cy="217170"/>
+            <wp:effectExtent l="0" t="0" r="2540" b="0"/>
+            <wp:docPr id="1599330046" name="圖片 1"/>
+            <wp:cNvGraphicFramePr>
+              <a:graphicFrameLocks xmlns:a="http://schemas.openxmlformats.org/drawingml/2006/main" noChangeAspect="1"/>
+            </wp:cNvGraphicFramePr>
+            <a:graphic xmlns:a="http://schemas.openxmlformats.org/drawingml/2006/main">
+              <a:graphicData uri="http://schemas.openxmlformats.org/drawingml/2006/picture">
+                <pic:pic xmlns:pic="http://schemas.openxmlformats.org/drawingml/2006/picture">
+                  <pic:nvPicPr>
+                    <pic:cNvPr id="1599330046" name=""/>
+                    <pic:cNvPicPr/>
+                  </pic:nvPicPr>
+                  <pic:blipFill>
+                    <a:blip r:embed="rId9"/>
+                    <a:stretch>
+                      <a:fillRect/>
+                    </a:stretch>
+                  </pic:blipFill>
+                  <pic:spPr>
+                    <a:xfrm>
+                      <a:off x="0" y="0"/>
+                      <a:ext cx="5274310" cy="217170"/>
+                    </a:xfrm>
+                    <a:prstGeom prst="rect">
+                      <a:avLst/>
+                    </a:prstGeom>
+                  </pic:spPr>
+                </pic:pic>
+              </a:graphicData>
+            </a:graphic>
+          </wp:inline>
+        </w:drawing>
+      </w:r>
+    </w:p>
+    <w:p>
+      <w:r>
+        <w:rPr>
+          <w:rFonts w:hint="eastAsia"/>
+        </w:rPr>
+        <w:t>RE</w:t>
+      </w:r>
+    </w:p>
+    <w:p>
+      <w:r>
+        <w:rPr>
+          <w:noProof/>
+        </w:rPr>
+        <w:drawing>
+          <wp:inline distT="0" distB="0" distL="0" distR="0" wp14:anchorId="1FB1754A" wp14:editId="7A68C178">
+            <wp:extent cx="5274310" cy="219710"/>
+            <wp:effectExtent l="0" t="0" r="2540" b="8890"/>
+            <wp:docPr id="880532395" name="圖片 1"/>
+            <wp:cNvGraphicFramePr>
+              <a:graphicFrameLocks xmlns:a="http://schemas.openxmlformats.org/drawingml/2006/main" noChangeAspect="1"/>
+            </wp:cNvGraphicFramePr>
+            <a:graphic xmlns:a="http://schemas.openxmlformats.org/drawingml/2006/main">
+              <a:graphicData uri="http://schemas.openxmlformats.org/drawingml/2006/picture">
+                <pic:pic xmlns:pic="http://schemas.openxmlformats.org/drawingml/2006/picture">
+                  <pic:nvPicPr>
+                    <pic:cNvPr id="880532395" name=""/>
+                    <pic:cNvPicPr/>
+                  </pic:nvPicPr>
+                  <pic:blipFill>
+                    <a:blip r:embed="rId10"/>
+                    <a:stretch>
+                      <a:fillRect/>
+                    </a:stretch>
+                  </pic:blipFill>
+                  <pic:spPr>
+                    <a:xfrm>
+                      <a:off x="0" y="0"/>
+                      <a:ext cx="5274310" cy="219710"/>
+                    </a:xfrm>
+                    <a:prstGeom prst="rect">
+                      <a:avLst/>
+                    </a:prstGeom>
+                  </pic:spPr>
+                </pic:pic>
+              </a:graphicData>
+            </a:graphic>
+          </wp:inline>
+        </w:drawing>
+      </w:r>
+    </w:p>
+    <w:p/>
+    <w:p>
+      <w:pPr>
+        <w:rPr>
+          <w:rFonts w:hint="eastAsia"/>
+        </w:rPr>
+      </w:pPr>
+      <w:r>
+        <w:rPr>
+          <w:rFonts w:hint="eastAsia"/>
+        </w:rPr>
+        <w:lastRenderedPageBreak/>
+        <w:t>WI</w:t>
+      </w:r>
+    </w:p>
+    <w:p>
+      <w:r>
+        <w:drawing>
+          <wp:inline distT="0" distB="0" distL="0" distR="0" wp14:anchorId="60D62788" wp14:editId="12B76D24">
+            <wp:extent cx="4667490" cy="444523"/>
+            <wp:effectExtent l="0" t="0" r="0" b="0"/>
+            <wp:docPr id="792405025" name="圖片 1"/>
+            <wp:cNvGraphicFramePr>
+              <a:graphicFrameLocks xmlns:a="http://schemas.openxmlformats.org/drawingml/2006/main" noChangeAspect="1"/>
+            </wp:cNvGraphicFramePr>
+            <a:graphic xmlns:a="http://schemas.openxmlformats.org/drawingml/2006/main">
+              <a:graphicData uri="http://schemas.openxmlformats.org/drawingml/2006/picture">
+                <pic:pic xmlns:pic="http://schemas.openxmlformats.org/drawingml/2006/picture">
+                  <pic:nvPicPr>
+                    <pic:cNvPr id="792405025" name=""/>
+                    <pic:cNvPicPr/>
+                  </pic:nvPicPr>
+                  <pic:blipFill>
+                    <a:blip r:embed="rId11"/>
+                    <a:stretch>
+                      <a:fillRect/>
+                    </a:stretch>
+                  </pic:blipFill>
+                  <pic:spPr>
+                    <a:xfrm>
+                      <a:off x="0" y="0"/>
+                      <a:ext cx="4667490" cy="444523"/>
+                    </a:xfrm>
+                    <a:prstGeom prst="rect">
+                      <a:avLst/>
+                    </a:prstGeom>
+                  </pic:spPr>
+                </pic:pic>
+              </a:graphicData>
+            </a:graphic>
+          </wp:inline>
+        </w:drawing>
+      </w:r>
+    </w:p>
+    <w:p>
+      <w:r>
+        <w:drawing>
+          <wp:inline distT="0" distB="0" distL="0" distR="0" wp14:anchorId="16C2E6C8" wp14:editId="7F9B00C9">
+            <wp:extent cx="5274310" cy="280035"/>
+            <wp:effectExtent l="0" t="0" r="2540" b="5715"/>
+            <wp:docPr id="1392926997" name="圖片 1"/>
+            <wp:cNvGraphicFramePr>
+              <a:graphicFrameLocks xmlns:a="http://schemas.openxmlformats.org/drawingml/2006/main" noChangeAspect="1"/>
+            </wp:cNvGraphicFramePr>
+            <a:graphic xmlns:a="http://schemas.openxmlformats.org/drawingml/2006/main">
+              <a:graphicData uri="http://schemas.openxmlformats.org/drawingml/2006/picture">
+                <pic:pic xmlns:pic="http://schemas.openxmlformats.org/drawingml/2006/picture">
+                  <pic:nvPicPr>
+                    <pic:cNvPr id="1392926997" name=""/>
+                    <pic:cNvPicPr/>
+                  </pic:nvPicPr>
+                  <pic:blipFill>
+                    <a:blip r:embed="rId12"/>
+                    <a:stretch>
+                      <a:fillRect/>
+                    </a:stretch>
+                  </pic:blipFill>
+                  <pic:spPr>
+                    <a:xfrm>
+                      <a:off x="0" y="0"/>
+                      <a:ext cx="5274310" cy="280035"/>
+                    </a:xfrm>
+                    <a:prstGeom prst="rect">
+                      <a:avLst/>
+                    </a:prstGeom>
+                  </pic:spPr>
+                </pic:pic>
+              </a:graphicData>
+            </a:graphic>
+          </wp:inline>
+        </w:drawing>
+      </w:r>
+    </w:p>
+    <w:p>
+      <w:pPr>
+        <w:rPr>
+          <w:rFonts w:hint="eastAsia"/>
+        </w:rPr>
+      </w:pPr>
+      <w:r>
+        <w:drawing>
+          <wp:inline distT="0" distB="0" distL="0" distR="0" wp14:anchorId="705307D5" wp14:editId="57415388">
+            <wp:extent cx="5274310" cy="287020"/>
+            <wp:effectExtent l="0" t="0" r="2540" b="0"/>
+            <wp:docPr id="442733580" name="圖片 1"/>
+            <wp:cNvGraphicFramePr>
+              <a:graphicFrameLocks xmlns:a="http://schemas.openxmlformats.org/drawingml/2006/main" noChangeAspect="1"/>
+            </wp:cNvGraphicFramePr>
+            <a:graphic xmlns:a="http://schemas.openxmlformats.org/drawingml/2006/main">
+              <a:graphicData uri="http://schemas.openxmlformats.org/drawingml/2006/picture">
+                <pic:pic xmlns:pic="http://schemas.openxmlformats.org/drawingml/2006/picture">
+                  <pic:nvPicPr>
+                    <pic:cNvPr id="442733580" name=""/>
+                    <pic:cNvPicPr/>
+                  </pic:nvPicPr>
+                  <pic:blipFill>
+                    <a:blip r:embed="rId13"/>
+                    <a:stretch>
+                      <a:fillRect/>
+                    </a:stretch>
+                  </pic:blipFill>
+                  <pic:spPr>
+                    <a:xfrm>
+                      <a:off x="0" y="0"/>
+                      <a:ext cx="5274310" cy="287020"/>
+                    </a:xfrm>
+                    <a:prstGeom prst="rect">
+                      <a:avLst/>
+                    </a:prstGeom>
+                  </pic:spPr>
+                </pic:pic>
+              </a:graphicData>
+            </a:graphic>
+          </wp:inline>
+        </w:drawing>
+      </w:r>
+    </w:p>
+    <w:p/>
+    <w:p>
+      <w:pPr>
+        <w:rPr>
+          <w:b/>
+          <w:bCs/>
+        </w:rPr>
+      </w:pPr>
+      <w:r>
+        <w:rPr>
+          <w:b/>
+          <w:bCs/>
+        </w:rPr>
+        <w:t>Flaviviridae</w:t>
+      </w:r>
+      <w:r>
+        <w:rPr>
+          <w:rFonts w:hint="eastAsia"/>
+          <w:b/>
+          <w:bCs/>
+        </w:rPr>
+        <w:t xml:space="preserve"> :</w:t>
+      </w:r>
+    </w:p>
+    <w:p>
+      <w:r>
+        <w:rPr>
+          <w:rFonts w:hint="eastAsia"/>
+        </w:rPr>
+        <w:t>GO</w:t>
+      </w:r>
+    </w:p>
+    <w:p>
+      <w:r>
+        <w:drawing>
+          <wp:inline distT="0" distB="0" distL="0" distR="0" wp14:anchorId="2EEFF6F4" wp14:editId="42C43ACD">
+            <wp:extent cx="5274310" cy="271145"/>
+            <wp:effectExtent l="0" t="0" r="2540" b="0"/>
+            <wp:docPr id="548819331" name="圖片 1"/>
+            <wp:cNvGraphicFramePr>
+              <a:graphicFrameLocks xmlns:a="http://schemas.openxmlformats.org/drawingml/2006/main" noChangeAspect="1"/>
+            </wp:cNvGraphicFramePr>
+            <a:graphic xmlns:a="http://schemas.openxmlformats.org/drawingml/2006/main">
+              <a:graphicData uri="http://schemas.openxmlformats.org/drawingml/2006/picture">
+                <pic:pic xmlns:pic="http://schemas.openxmlformats.org/drawingml/2006/picture">
+                  <pic:nvPicPr>
+                    <pic:cNvPr id="548819331" name=""/>
+                    <pic:cNvPicPr/>
+                  </pic:nvPicPr>
+                  <pic:blipFill>
+                    <a:blip r:embed="rId14"/>
+                    <a:stretch>
+                      <a:fillRect/>
+                    </a:stretch>
+                  </pic:blipFill>
+                  <pic:spPr>
+                    <a:xfrm>
+                      <a:off x="0" y="0"/>
+                      <a:ext cx="5274310" cy="271145"/>
+                    </a:xfrm>
+                    <a:prstGeom prst="rect">
+                      <a:avLst/>
+                    </a:prstGeom>
+                  </pic:spPr>
+                </pic:pic>
+              </a:graphicData>
+            </a:graphic>
+          </wp:inline>
+        </w:drawing>
+      </w:r>
+    </w:p>
+    <w:p>
+      <w:r>
+        <w:drawing>
+          <wp:inline distT="0" distB="0" distL="0" distR="0" wp14:anchorId="03E2BB30" wp14:editId="3FBFF45F">
+            <wp:extent cx="5274310" cy="133350"/>
+            <wp:effectExtent l="0" t="0" r="2540" b="0"/>
+            <wp:docPr id="122865566" name="圖片 1"/>
+            <wp:cNvGraphicFramePr>
+              <a:graphicFrameLocks xmlns:a="http://schemas.openxmlformats.org/drawingml/2006/main" noChangeAspect="1"/>
+            </wp:cNvGraphicFramePr>
+            <a:graphic xmlns:a="http://schemas.openxmlformats.org/drawingml/2006/main">
+              <a:graphicData uri="http://schemas.openxmlformats.org/drawingml/2006/picture">
+                <pic:pic xmlns:pic="http://schemas.openxmlformats.org/drawingml/2006/picture">
+                  <pic:nvPicPr>
+                    <pic:cNvPr id="122865566" name=""/>
+                    <pic:cNvPicPr/>
+                  </pic:nvPicPr>
+                  <pic:blipFill>
+                    <a:blip r:embed="rId15"/>
+                    <a:stretch>
+                      <a:fillRect/>
+                    </a:stretch>
+                  </pic:blipFill>
+                  <pic:spPr>
+                    <a:xfrm>
+                      <a:off x="0" y="0"/>
+                      <a:ext cx="5274310" cy="133350"/>
+                    </a:xfrm>
+                    <a:prstGeom prst="rect">
+                      <a:avLst/>
+                    </a:prstGeom>
+                  </pic:spPr>
+                </pic:pic>
+              </a:graphicData>
+            </a:graphic>
+          </wp:inline>
+        </w:drawing>
+      </w:r>
+    </w:p>
+    <w:p>
+      <w:r>
+        <w:drawing>
+          <wp:inline distT="0" distB="0" distL="0" distR="0" wp14:anchorId="7D897DEA" wp14:editId="792BD631">
+            <wp:extent cx="5274310" cy="316230"/>
+            <wp:effectExtent l="0" t="0" r="2540" b="7620"/>
+            <wp:docPr id="841981382" name="圖片 1"/>
+            <wp:cNvGraphicFramePr>
+              <a:graphicFrameLocks xmlns:a="http://schemas.openxmlformats.org/drawingml/2006/main" noChangeAspect="1"/>
+            </wp:cNvGraphicFramePr>
+            <a:graphic xmlns:a="http://schemas.openxmlformats.org/drawingml/2006/main">
+              <a:graphicData uri="http://schemas.openxmlformats.org/drawingml/2006/picture">
+                <pic:pic xmlns:pic="http://schemas.openxmlformats.org/drawingml/2006/picture">
+                  <pic:nvPicPr>
+                    <pic:cNvPr id="841981382" name=""/>
+                    <pic:cNvPicPr/>
+                  </pic:nvPicPr>
+                  <pic:blipFill>
+                    <a:blip r:embed="rId16"/>
+                    <a:stretch>
+                      <a:fillRect/>
+                    </a:stretch>
+                  </pic:blipFill>
+                  <pic:spPr>
+                    <a:xfrm>
+                      <a:off x="0" y="0"/>
+                      <a:ext cx="5274310" cy="316230"/>
+                    </a:xfrm>
+                    <a:prstGeom prst="rect">
+                      <a:avLst/>
+                    </a:prstGeom>
+                  </pic:spPr>
+                </pic:pic>
+              </a:graphicData>
+            </a:graphic>
+          </wp:inline>
+        </w:drawing>
+      </w:r>
+    </w:p>
+    <w:p>
+      <w:pPr>
+        <w:rPr>
+          <w:rFonts w:hint="eastAsia"/>
+        </w:rPr>
+      </w:pPr>
+    </w:p>
+    <w:p>
+      <w:r>
+        <w:rPr>
+          <w:rFonts w:hint="eastAsia"/>
+        </w:rPr>
+        <w:t>RE</w:t>
+      </w:r>
+    </w:p>
+    <w:p>
+      <w:r>
+        <w:drawing>
+          <wp:inline distT="0" distB="0" distL="0" distR="0" wp14:anchorId="540B3EA1" wp14:editId="62440FEA">
+            <wp:extent cx="5274310" cy="203835"/>
+            <wp:effectExtent l="0" t="0" r="2540" b="5715"/>
+            <wp:docPr id="1931410700" name="圖片 1"/>
+            <wp:cNvGraphicFramePr>
+              <a:graphicFrameLocks xmlns:a="http://schemas.openxmlformats.org/drawingml/2006/main" noChangeAspect="1"/>
+            </wp:cNvGraphicFramePr>
+            <a:graphic xmlns:a="http://schemas.openxmlformats.org/drawingml/2006/main">
+              <a:graphicData uri="http://schemas.openxmlformats.org/drawingml/2006/picture">
+                <pic:pic xmlns:pic="http://schemas.openxmlformats.org/drawingml/2006/picture">
+                  <pic:nvPicPr>
+                    <pic:cNvPr id="1931410700" name=""/>
+                    <pic:cNvPicPr/>
+                  </pic:nvPicPr>
+                  <pic:blipFill>
+                    <a:blip r:embed="rId17"/>
+                    <a:stretch>
+                      <a:fillRect/>
+                    </a:stretch>
+                  </pic:blipFill>
+                  <pic:spPr>
+                    <a:xfrm>
+                      <a:off x="0" y="0"/>
+                      <a:ext cx="5274310" cy="203835"/>
+                    </a:xfrm>
+                    <a:prstGeom prst="rect">
+                      <a:avLst/>
+                    </a:prstGeom>
+                  </pic:spPr>
+                </pic:pic>
+              </a:graphicData>
+            </a:graphic>
+          </wp:inline>
+        </w:drawing>
+      </w:r>
+    </w:p>
+    <w:p>
+      <w:pPr>
+        <w:rPr>
+          <w:rFonts w:hint="eastAsia"/>
+        </w:rPr>
+      </w:pPr>
+    </w:p>
+    <w:p>
+      <w:r>
+        <w:rPr>
+          <w:rFonts w:hint="eastAsia"/>
+        </w:rPr>
+        <w:t>WI</w:t>
+      </w:r>
+    </w:p>
+    <w:p>
+      <w:r>
+        <w:drawing>
+          <wp:inline distT="0" distB="0" distL="0" distR="0" wp14:anchorId="6ED20417" wp14:editId="09F3D4BA">
+            <wp:extent cx="4140413" cy="323867"/>
+            <wp:effectExtent l="0" t="0" r="0" b="0"/>
+            <wp:docPr id="286908745" name="圖片 1"/>
+            <wp:cNvGraphicFramePr>
+              <a:graphicFrameLocks xmlns:a="http://schemas.openxmlformats.org/drawingml/2006/main" noChangeAspect="1"/>
+            </wp:cNvGraphicFramePr>
+            <a:graphic xmlns:a="http://schemas.openxmlformats.org/drawingml/2006/main">
+              <a:graphicData uri="http://schemas.openxmlformats.org/drawingml/2006/picture">
+                <pic:pic xmlns:pic="http://schemas.openxmlformats.org/drawingml/2006/picture">
+                  <pic:nvPicPr>
+                    <pic:cNvPr id="286908745" name=""/>
+                    <pic:cNvPicPr/>
+                  </pic:nvPicPr>
+                  <pic:blipFill>
+                    <a:blip r:embed="rId18"/>
+                    <a:stretch>
+                      <a:fillRect/>
+                    </a:stretch>
+                  </pic:blipFill>
+                  <pic:spPr>
+                    <a:xfrm>
+                      <a:off x="0" y="0"/>
+                      <a:ext cx="4140413" cy="323867"/>
+                    </a:xfrm>
+                    <a:prstGeom prst="rect">
+                      <a:avLst/>
+                    </a:prstGeom>
+                  </pic:spPr>
+                </pic:pic>
+              </a:graphicData>
+            </a:graphic>
+          </wp:inline>
+        </w:drawing>
+      </w:r>
+    </w:p>
+    <w:p>
+      <w:r>
+        <w:drawing>
+          <wp:inline distT="0" distB="0" distL="0" distR="0" wp14:anchorId="578D9E7E" wp14:editId="2409EF11">
+            <wp:extent cx="5274310" cy="170815"/>
+            <wp:effectExtent l="0" t="0" r="2540" b="635"/>
+            <wp:docPr id="232899628" name="圖片 1"/>
+            <wp:cNvGraphicFramePr>
+              <a:graphicFrameLocks xmlns:a="http://schemas.openxmlformats.org/drawingml/2006/main" noChangeAspect="1"/>
+            </wp:cNvGraphicFramePr>
+            <a:graphic xmlns:a="http://schemas.openxmlformats.org/drawingml/2006/main">
+              <a:graphicData uri="http://schemas.openxmlformats.org/drawingml/2006/picture">
+                <pic:pic xmlns:pic="http://schemas.openxmlformats.org/drawingml/2006/picture">
+                  <pic:nvPicPr>
+                    <pic:cNvPr id="232899628" name=""/>
+                    <pic:cNvPicPr/>
+                  </pic:nvPicPr>
+                  <pic:blipFill>
+                    <a:blip r:embed="rId19"/>
+                    <a:stretch>
+                      <a:fillRect/>
+                    </a:stretch>
+                  </pic:blipFill>
+                  <pic:spPr>
+                    <a:xfrm>
+                      <a:off x="0" y="0"/>
+                      <a:ext cx="5274310" cy="170815"/>
+                    </a:xfrm>
+                    <a:prstGeom prst="rect">
+                      <a:avLst/>
+                    </a:prstGeom>
+                  </pic:spPr>
+                </pic:pic>
+              </a:graphicData>
+            </a:graphic>
+          </wp:inline>
+        </w:drawing>
+      </w:r>
+    </w:p>
+    <w:p>
+      <w:r>
+        <w:drawing>
+          <wp:inline distT="0" distB="0" distL="0" distR="0" wp14:anchorId="0074C2B7" wp14:editId="7652F569">
+            <wp:extent cx="5274310" cy="321945"/>
+            <wp:effectExtent l="0" t="0" r="2540" b="1905"/>
+            <wp:docPr id="889673283" name="圖片 1"/>
+            <wp:cNvGraphicFramePr>
+              <a:graphicFrameLocks xmlns:a="http://schemas.openxmlformats.org/drawingml/2006/main" noChangeAspect="1"/>
+            </wp:cNvGraphicFramePr>
+            <a:graphic xmlns:a="http://schemas.openxmlformats.org/drawingml/2006/main">
+              <a:graphicData uri="http://schemas.openxmlformats.org/drawingml/2006/picture">
+                <pic:pic xmlns:pic="http://schemas.openxmlformats.org/drawingml/2006/picture">
+                  <pic:nvPicPr>
+                    <pic:cNvPr id="889673283" name=""/>
+                    <pic:cNvPicPr/>
+                  </pic:nvPicPr>
+                  <pic:blipFill>
+                    <a:blip r:embed="rId20"/>
+                    <a:stretch>
+                      <a:fillRect/>
+                    </a:stretch>
+                  </pic:blipFill>
+                  <pic:spPr>
+                    <a:xfrm>
+                      <a:off x="0" y="0"/>
+                      <a:ext cx="5274310" cy="321945"/>
+                    </a:xfrm>
+                    <a:prstGeom prst="rect">
+                      <a:avLst/>
+                    </a:prstGeom>
+                  </pic:spPr>
+                </pic:pic>
+              </a:graphicData>
+            </a:graphic>
+          </wp:inline>
+        </w:drawing>
+      </w:r>
+    </w:p>
+    <w:p/>
+    <w:p/>
+    <w:p>
+      <w:pPr>
+        <w:rPr>
+          <w:b/>
+          <w:bCs/>
+        </w:rPr>
+      </w:pPr>
+      <w:r>
+        <w:rPr>
+          <w:b/>
+          <w:bCs/>
+        </w:rPr>
+        <w:lastRenderedPageBreak/>
+        <w:t>Orthoherpesviridae</w:t>
+      </w:r>
+      <w:r>
+        <w:rPr>
+          <w:rFonts w:hint="eastAsia"/>
+          <w:b/>
+          <w:bCs/>
+        </w:rPr>
+        <w:t xml:space="preserve"> :</w:t>
+      </w:r>
+    </w:p>
+    <w:p>
+      <w:r>
+        <w:rPr>
+          <w:rFonts w:hint="eastAsia"/>
+        </w:rPr>
+        <w:t>KEGG</w:t>
+      </w:r>
+    </w:p>
+    <w:p>
+      <w:r>
+        <w:drawing>
+          <wp:inline distT="0" distB="0" distL="0" distR="0" wp14:anchorId="7EDB89EC" wp14:editId="136997AF">
+            <wp:extent cx="5274310" cy="236855"/>
+            <wp:effectExtent l="0" t="0" r="2540" b="0"/>
+            <wp:docPr id="51725802" name="圖片 1"/>
+            <wp:cNvGraphicFramePr>
+              <a:graphicFrameLocks xmlns:a="http://schemas.openxmlformats.org/drawingml/2006/main" noChangeAspect="1"/>
+            </wp:cNvGraphicFramePr>
+            <a:graphic xmlns:a="http://schemas.openxmlformats.org/drawingml/2006/main">
+              <a:graphicData uri="http://schemas.openxmlformats.org/drawingml/2006/picture">
+                <pic:pic xmlns:pic="http://schemas.openxmlformats.org/drawingml/2006/picture">
+                  <pic:nvPicPr>
+                    <pic:cNvPr id="51725802" name=""/>
+                    <pic:cNvPicPr/>
+                  </pic:nvPicPr>
+                  <pic:blipFill>
+                    <a:blip r:embed="rId21"/>
+                    <a:stretch>
+                      <a:fillRect/>
+                    </a:stretch>
+                  </pic:blipFill>
+                  <pic:spPr>
+                    <a:xfrm>
+                      <a:off x="0" y="0"/>
+                      <a:ext cx="5274310" cy="236855"/>
+                    </a:xfrm>
+                    <a:prstGeom prst="rect">
+                      <a:avLst/>
+                    </a:prstGeom>
+                  </pic:spPr>
+                </pic:pic>
+              </a:graphicData>
+            </a:graphic>
+          </wp:inline>
+        </w:drawing>
+      </w:r>
+    </w:p>
+    <w:p>
+      <w:pPr>
+        <w:rPr>
+          <w:rFonts w:hint="eastAsia"/>
+        </w:rPr>
+      </w:pPr>
+    </w:p>
+    <w:p>
+      <w:r>
+        <w:rPr>
+          <w:rFonts w:hint="eastAsia"/>
+        </w:rPr>
+        <w:t>RE</w:t>
+      </w:r>
+    </w:p>
+    <w:p>
+      <w:r>
+        <w:drawing>
+          <wp:inline distT="0" distB="0" distL="0" distR="0" wp14:anchorId="5E9E3A11" wp14:editId="1462609A">
+            <wp:extent cx="5274310" cy="1617980"/>
+            <wp:effectExtent l="0" t="0" r="2540" b="1270"/>
+            <wp:docPr id="1924698901" name="圖片 1"/>
+            <wp:cNvGraphicFramePr>
+              <a:graphicFrameLocks xmlns:a="http://schemas.openxmlformats.org/drawingml/2006/main" noChangeAspect="1"/>
+            </wp:cNvGraphicFramePr>
+            <a:graphic xmlns:a="http://schemas.openxmlformats.org/drawingml/2006/main">
+              <a:graphicData uri="http://schemas.openxmlformats.org/drawingml/2006/picture">
+                <pic:pic xmlns:pic="http://schemas.openxmlformats.org/drawingml/2006/picture">
+                  <pic:nvPicPr>
+                    <pic:cNvPr id="1924698901" name=""/>
+                    <pic:cNvPicPr/>
+                  </pic:nvPicPr>
+                  <pic:blipFill>
+                    <a:blip r:embed="rId22"/>
+                    <a:stretch>
+                      <a:fillRect/>
+                    </a:stretch>
+                  </pic:blipFill>
+                  <pic:spPr>
+                    <a:xfrm>
+                      <a:off x="0" y="0"/>
+                      <a:ext cx="5274310" cy="1617980"/>
+                    </a:xfrm>
+                    <a:prstGeom prst="rect">
+                      <a:avLst/>
+                    </a:prstGeom>
+                  </pic:spPr>
+                </pic:pic>
+              </a:graphicData>
+            </a:graphic>
+          </wp:inline>
+        </w:drawing>
+      </w:r>
+    </w:p>
+    <w:p>
+      <w:r>
+        <w:drawing>
+          <wp:inline distT="0" distB="0" distL="0" distR="0" wp14:anchorId="0F69A822" wp14:editId="6AA549B7">
+            <wp:extent cx="5274310" cy="961390"/>
+            <wp:effectExtent l="0" t="0" r="2540" b="0"/>
+            <wp:docPr id="535890034" name="圖片 1"/>
+            <wp:cNvGraphicFramePr>
+              <a:graphicFrameLocks xmlns:a="http://schemas.openxmlformats.org/drawingml/2006/main" noChangeAspect="1"/>
+            </wp:cNvGraphicFramePr>
+            <a:graphic xmlns:a="http://schemas.openxmlformats.org/drawingml/2006/main">
+              <a:graphicData uri="http://schemas.openxmlformats.org/drawingml/2006/picture">
+                <pic:pic xmlns:pic="http://schemas.openxmlformats.org/drawingml/2006/picture">
+                  <pic:nvPicPr>
+                    <pic:cNvPr id="535890034" name=""/>
+                    <pic:cNvPicPr/>
+                  </pic:nvPicPr>
+                  <pic:blipFill>
+                    <a:blip r:embed="rId23"/>
+                    <a:stretch>
+                      <a:fillRect/>
+                    </a:stretch>
+                  </pic:blipFill>
+                  <pic:spPr>
+                    <a:xfrm>
+                      <a:off x="0" y="0"/>
+                      <a:ext cx="5274310" cy="961390"/>
+                    </a:xfrm>
+                    <a:prstGeom prst="rect">
+                      <a:avLst/>
+                    </a:prstGeom>
+                  </pic:spPr>
+                </pic:pic>
+              </a:graphicData>
+            </a:graphic>
+          </wp:inline>
+        </w:drawing>
+      </w:r>
+    </w:p>
+    <w:p/>
+    <w:p>
+      <w:pPr>
+        <w:rPr>
+          <w:b/>
+          <w:bCs/>
+        </w:rPr>
+      </w:pPr>
+      <w:r>
+        <w:rPr>
+          <w:b/>
+          <w:bCs/>
+        </w:rPr>
+        <w:t>Picornaviridae</w:t>
+      </w:r>
+      <w:r>
+        <w:rPr>
+          <w:rFonts w:hint="eastAsia"/>
+          <w:b/>
+          <w:bCs/>
+        </w:rPr>
+        <w:t xml:space="preserve"> :</w:t>
+      </w:r>
+    </w:p>
+    <w:p>
+      <w:r>
+        <w:rPr>
+          <w:rFonts w:hint="eastAsia"/>
+        </w:rPr>
+        <w:t>GO</w:t>
+      </w:r>
+    </w:p>
+    <w:p>
+      <w:r>
+        <w:drawing>
+          <wp:inline distT="0" distB="0" distL="0" distR="0" wp14:anchorId="5C15C964" wp14:editId="2AD5B3F2">
+            <wp:extent cx="5274310" cy="869950"/>
+            <wp:effectExtent l="0" t="0" r="2540" b="6350"/>
+            <wp:docPr id="1501808185" name="圖片 1"/>
+            <wp:cNvGraphicFramePr>
+              <a:graphicFrameLocks xmlns:a="http://schemas.openxmlformats.org/drawingml/2006/main" noChangeAspect="1"/>
+            </wp:cNvGraphicFramePr>
+            <a:graphic xmlns:a="http://schemas.openxmlformats.org/drawingml/2006/main">
+              <a:graphicData uri="http://schemas.openxmlformats.org/drawingml/2006/picture">
+                <pic:pic xmlns:pic="http://schemas.openxmlformats.org/drawingml/2006/picture">
+                  <pic:nvPicPr>
+                    <pic:cNvPr id="1501808185" name=""/>
+                    <pic:cNvPicPr/>
+                  </pic:nvPicPr>
+                  <pic:blipFill>
+                    <a:blip r:embed="rId24"/>
+                    <a:stretch>
+                      <a:fillRect/>
+                    </a:stretch>
+                  </pic:blipFill>
+                  <pic:spPr>
+                    <a:xfrm>
+                      <a:off x="0" y="0"/>
+                      <a:ext cx="5274310" cy="869950"/>
+                    </a:xfrm>
+                    <a:prstGeom prst="rect">
+                      <a:avLst/>
+                    </a:prstGeom>
+                  </pic:spPr>
+                </pic:pic>
+              </a:graphicData>
+            </a:graphic>
+          </wp:inline>
+        </w:drawing>
+      </w:r>
+    </w:p>
+    <w:p>
+      <w:r>
+        <w:drawing>
+          <wp:inline distT="0" distB="0" distL="0" distR="0" wp14:anchorId="344D5907" wp14:editId="165D4307">
+            <wp:extent cx="4134062" cy="901746"/>
+            <wp:effectExtent l="0" t="0" r="0" b="0"/>
+            <wp:docPr id="1410177339" name="圖片 1"/>
+            <wp:cNvGraphicFramePr>
+              <a:graphicFrameLocks xmlns:a="http://schemas.openxmlformats.org/drawingml/2006/main" noChangeAspect="1"/>
+            </wp:cNvGraphicFramePr>
+            <a:graphic xmlns:a="http://schemas.openxmlformats.org/drawingml/2006/main">
+              <a:graphicData uri="http://schemas.openxmlformats.org/drawingml/2006/picture">
+                <pic:pic xmlns:pic="http://schemas.openxmlformats.org/drawingml/2006/picture">
+                  <pic:nvPicPr>
+                    <pic:cNvPr id="1410177339" name=""/>
+                    <pic:cNvPicPr/>
+                  </pic:nvPicPr>
+                  <pic:blipFill>
+                    <a:blip r:embed="rId25"/>
+                    <a:stretch>
+                      <a:fillRect/>
+                    </a:stretch>
+                  </pic:blipFill>
+                  <pic:spPr>
+                    <a:xfrm>
+                      <a:off x="0" y="0"/>
+                      <a:ext cx="4134062" cy="901746"/>
+                    </a:xfrm>
+                    <a:prstGeom prst="rect">
+                      <a:avLst/>
+                    </a:prstGeom>
+                  </pic:spPr>
+                </pic:pic>
+              </a:graphicData>
+            </a:graphic>
+          </wp:inline>
+        </w:drawing>
+      </w:r>
+    </w:p>
+    <w:p>
+      <w:r>
+        <w:lastRenderedPageBreak/>
+        <w:drawing>
+          <wp:inline distT="0" distB="0" distL="0" distR="0" wp14:anchorId="0F2A4714" wp14:editId="23E2F028">
+            <wp:extent cx="5274310" cy="677545"/>
+            <wp:effectExtent l="0" t="0" r="2540" b="8255"/>
+            <wp:docPr id="2051789337" name="圖片 1"/>
+            <wp:cNvGraphicFramePr>
+              <a:graphicFrameLocks xmlns:a="http://schemas.openxmlformats.org/drawingml/2006/main" noChangeAspect="1"/>
+            </wp:cNvGraphicFramePr>
+            <a:graphic xmlns:a="http://schemas.openxmlformats.org/drawingml/2006/main">
+              <a:graphicData uri="http://schemas.openxmlformats.org/drawingml/2006/picture">
+                <pic:pic xmlns:pic="http://schemas.openxmlformats.org/drawingml/2006/picture">
+                  <pic:nvPicPr>
+                    <pic:cNvPr id="2051789337" name=""/>
+                    <pic:cNvPicPr/>
+                  </pic:nvPicPr>
+                  <pic:blipFill>
+                    <a:blip r:embed="rId26"/>
+                    <a:stretch>
+                      <a:fillRect/>
+                    </a:stretch>
+                  </pic:blipFill>
+                  <pic:spPr>
+                    <a:xfrm>
+                      <a:off x="0" y="0"/>
+                      <a:ext cx="5274310" cy="677545"/>
+                    </a:xfrm>
+                    <a:prstGeom prst="rect">
+                      <a:avLst/>
+                    </a:prstGeom>
+                  </pic:spPr>
+                </pic:pic>
+              </a:graphicData>
+            </a:graphic>
+          </wp:inline>
+        </w:drawing>
+      </w:r>
+    </w:p>
+    <w:p>
+      <w:pPr>
+        <w:rPr>
+          <w:rFonts w:hint="eastAsia"/>
+        </w:rPr>
+      </w:pPr>
+    </w:p>
+    <w:p>
+      <w:r>
+        <w:rPr>
+          <w:rFonts w:hint="eastAsia"/>
+        </w:rPr>
+        <w:t>MS</w:t>
+      </w:r>
+    </w:p>
+    <w:p>
+      <w:r>
+        <w:drawing>
+          <wp:inline distT="0" distB="0" distL="0" distR="0" wp14:anchorId="6C71819B" wp14:editId="1F8A2B4E">
+            <wp:extent cx="5274310" cy="911860"/>
+            <wp:effectExtent l="0" t="0" r="2540" b="2540"/>
+            <wp:docPr id="471872783" name="圖片 1"/>
+            <wp:cNvGraphicFramePr>
+              <a:graphicFrameLocks xmlns:a="http://schemas.openxmlformats.org/drawingml/2006/main" noChangeAspect="1"/>
+            </wp:cNvGraphicFramePr>
+            <a:graphic xmlns:a="http://schemas.openxmlformats.org/drawingml/2006/main">
+              <a:graphicData uri="http://schemas.openxmlformats.org/drawingml/2006/picture">
+                <pic:pic xmlns:pic="http://schemas.openxmlformats.org/drawingml/2006/picture">
+                  <pic:nvPicPr>
+                    <pic:cNvPr id="471872783" name=""/>
+                    <pic:cNvPicPr/>
+                  </pic:nvPicPr>
+                  <pic:blipFill>
+                    <a:blip r:embed="rId27"/>
+                    <a:stretch>
+                      <a:fillRect/>
+                    </a:stretch>
+                  </pic:blipFill>
+                  <pic:spPr>
+                    <a:xfrm>
+                      <a:off x="0" y="0"/>
+                      <a:ext cx="5274310" cy="911860"/>
+                    </a:xfrm>
+                    <a:prstGeom prst="rect">
+                      <a:avLst/>
+                    </a:prstGeom>
+                  </pic:spPr>
+                </pic:pic>
+              </a:graphicData>
+            </a:graphic>
+          </wp:inline>
+        </w:drawing>
+      </w:r>
+    </w:p>
+    <w:p>
+      <w:pPr>
+        <w:rPr>
+          <w:rFonts w:hint="eastAsia"/>
+        </w:rPr>
+      </w:pPr>
+      <w:r>
+        <w:drawing>
+          <wp:inline distT="0" distB="0" distL="0" distR="0" wp14:anchorId="7298832C" wp14:editId="3FC3CC09">
+            <wp:extent cx="5274310" cy="923925"/>
+            <wp:effectExtent l="0" t="0" r="2540" b="9525"/>
+            <wp:docPr id="1007008651" name="圖片 1"/>
+            <wp:cNvGraphicFramePr>
+              <a:graphicFrameLocks xmlns:a="http://schemas.openxmlformats.org/drawingml/2006/main" noChangeAspect="1"/>
+            </wp:cNvGraphicFramePr>
+            <a:graphic xmlns:a="http://schemas.openxmlformats.org/drawingml/2006/main">
+              <a:graphicData uri="http://schemas.openxmlformats.org/drawingml/2006/picture">
+                <pic:pic xmlns:pic="http://schemas.openxmlformats.org/drawingml/2006/picture">
+                  <pic:nvPicPr>
+                    <pic:cNvPr id="1007008651" name=""/>
+                    <pic:cNvPicPr/>
+                  </pic:nvPicPr>
+                  <pic:blipFill>
+                    <a:blip r:embed="rId28"/>
+                    <a:stretch>
+                      <a:fillRect/>
+                    </a:stretch>
+                  </pic:blipFill>
+                  <pic:spPr>
+                    <a:xfrm>
+                      <a:off x="0" y="0"/>
+                      <a:ext cx="5274310" cy="923925"/>
+                    </a:xfrm>
+                    <a:prstGeom prst="rect">
+                      <a:avLst/>
+                    </a:prstGeom>
+                  </pic:spPr>
+                </pic:pic>
+              </a:graphicData>
+            </a:graphic>
+          </wp:inline>
+        </w:drawing>
+      </w:r>
+    </w:p>
+    <w:p>
+      <w:r>
+        <w:rPr>
+          <w:rFonts w:hint="eastAsia"/>
+        </w:rPr>
+        <w:t>WI</w:t>
+      </w:r>
+    </w:p>
+    <w:p>
+      <w:r>
+        <w:drawing>
+          <wp:inline distT="0" distB="0" distL="0" distR="0" wp14:anchorId="2396F2BC" wp14:editId="70EAED5C">
+            <wp:extent cx="4921503" cy="381020"/>
+            <wp:effectExtent l="0" t="0" r="0" b="0"/>
+            <wp:docPr id="1148901109" name="圖片 1"/>
+            <wp:cNvGraphicFramePr>
+              <a:graphicFrameLocks xmlns:a="http://schemas.openxmlformats.org/drawingml/2006/main" noChangeAspect="1"/>
+            </wp:cNvGraphicFramePr>
+            <a:graphic xmlns:a="http://schemas.openxmlformats.org/drawingml/2006/main">
+              <a:graphicData uri="http://schemas.openxmlformats.org/drawingml/2006/picture">
+                <pic:pic xmlns:pic="http://schemas.openxmlformats.org/drawingml/2006/picture">
+                  <pic:nvPicPr>
+                    <pic:cNvPr id="1148901109" name=""/>
+                    <pic:cNvPicPr/>
+                  </pic:nvPicPr>
+                  <pic:blipFill>
+                    <a:blip r:embed="rId29"/>
+                    <a:stretch>
+                      <a:fillRect/>
+                    </a:stretch>
+                  </pic:blipFill>
+                  <pic:spPr>
+                    <a:xfrm>
+                      <a:off x="0" y="0"/>
+                      <a:ext cx="4921503" cy="381020"/>
+                    </a:xfrm>
+                    <a:prstGeom prst="rect">
+                      <a:avLst/>
+                    </a:prstGeom>
+                  </pic:spPr>
+                </pic:pic>
+              </a:graphicData>
+            </a:graphic>
+          </wp:inline>
+        </w:drawing>
+      </w:r>
+    </w:p>
+    <w:p>
+      <w:r>
+        <w:drawing>
+          <wp:inline distT="0" distB="0" distL="0" distR="0" wp14:anchorId="4EC0BE43" wp14:editId="050F0D36">
+            <wp:extent cx="5274310" cy="282575"/>
+            <wp:effectExtent l="0" t="0" r="2540" b="3175"/>
+            <wp:docPr id="808273409" name="圖片 1"/>
+            <wp:cNvGraphicFramePr>
+              <a:graphicFrameLocks xmlns:a="http://schemas.openxmlformats.org/drawingml/2006/main" noChangeAspect="1"/>
+            </wp:cNvGraphicFramePr>
+            <a:graphic xmlns:a="http://schemas.openxmlformats.org/drawingml/2006/main">
+              <a:graphicData uri="http://schemas.openxmlformats.org/drawingml/2006/picture">
+                <pic:pic xmlns:pic="http://schemas.openxmlformats.org/drawingml/2006/picture">
+                  <pic:nvPicPr>
+                    <pic:cNvPr id="808273409" name=""/>
+                    <pic:cNvPicPr/>
+                  </pic:nvPicPr>
+                  <pic:blipFill>
+                    <a:blip r:embed="rId30"/>
+                    <a:stretch>
+                      <a:fillRect/>
+                    </a:stretch>
+                  </pic:blipFill>
+                  <pic:spPr>
+                    <a:xfrm>
+                      <a:off x="0" y="0"/>
+                      <a:ext cx="5274310" cy="282575"/>
+                    </a:xfrm>
+                    <a:prstGeom prst="rect">
+                      <a:avLst/>
+                    </a:prstGeom>
+                  </pic:spPr>
+                </pic:pic>
+              </a:graphicData>
+            </a:graphic>
+          </wp:inline>
+        </w:drawing>
+      </w:r>
+    </w:p>
+    <w:p/>
+    <w:p>
+      <w:pPr>
+        <w:rPr>
+          <w:b/>
+          <w:bCs/>
+        </w:rPr>
+      </w:pPr>
+      <w:r>
+        <w:rPr>
+          <w:b/>
+          <w:bCs/>
+        </w:rPr>
+        <w:t>Reoviridae</w:t>
+      </w:r>
+      <w:r>
+        <w:rPr>
+          <w:rFonts w:hint="eastAsia"/>
+          <w:b/>
+          <w:bCs/>
+        </w:rPr>
+        <w:t xml:space="preserve"> :</w:t>
+      </w:r>
+    </w:p>
+    <w:p>
+      <w:r>
+        <w:rPr>
+          <w:rFonts w:hint="eastAsia"/>
+        </w:rPr>
+        <w:t>GO</w:t>
+      </w:r>
+    </w:p>
+    <w:p>
+      <w:r>
+        <w:drawing>
+          <wp:inline distT="0" distB="0" distL="0" distR="0" wp14:anchorId="3F2C851E" wp14:editId="3C2C9344">
+            <wp:extent cx="5274310" cy="307340"/>
+            <wp:effectExtent l="0" t="0" r="2540" b="0"/>
+            <wp:docPr id="1423190940" name="圖片 1"/>
+            <wp:cNvGraphicFramePr>
+              <a:graphicFrameLocks xmlns:a="http://schemas.openxmlformats.org/drawingml/2006/main" noChangeAspect="1"/>
+            </wp:cNvGraphicFramePr>
+            <a:graphic xmlns:a="http://schemas.openxmlformats.org/drawingml/2006/main">
+              <a:graphicData uri="http://schemas.openxmlformats.org/drawingml/2006/picture">
+                <pic:pic xmlns:pic="http://schemas.openxmlformats.org/drawingml/2006/picture">
+                  <pic:nvPicPr>
+                    <pic:cNvPr id="1423190940" name=""/>
+                    <pic:cNvPicPr/>
+                  </pic:nvPicPr>
+                  <pic:blipFill>
+                    <a:blip r:embed="rId31"/>
+                    <a:stretch>
+                      <a:fillRect/>
+                    </a:stretch>
+                  </pic:blipFill>
+                  <pic:spPr>
+                    <a:xfrm>
+                      <a:off x="0" y="0"/>
+                      <a:ext cx="5274310" cy="307340"/>
+                    </a:xfrm>
+                    <a:prstGeom prst="rect">
+                      <a:avLst/>
+                    </a:prstGeom>
+                  </pic:spPr>
+                </pic:pic>
+              </a:graphicData>
+            </a:graphic>
+          </wp:inline>
+        </w:drawing>
+      </w:r>
+    </w:p>
+    <w:p>
+      <w:r>
+        <w:drawing>
+          <wp:inline distT="0" distB="0" distL="0" distR="0" wp14:anchorId="0479E387" wp14:editId="6727E89E">
+            <wp:extent cx="5274310" cy="206375"/>
+            <wp:effectExtent l="0" t="0" r="2540" b="3175"/>
+            <wp:docPr id="1721319998" name="圖片 1"/>
+            <wp:cNvGraphicFramePr>
+              <a:graphicFrameLocks xmlns:a="http://schemas.openxmlformats.org/drawingml/2006/main" noChangeAspect="1"/>
+            </wp:cNvGraphicFramePr>
+            <a:graphic xmlns:a="http://schemas.openxmlformats.org/drawingml/2006/main">
+              <a:graphicData uri="http://schemas.openxmlformats.org/drawingml/2006/picture">
+                <pic:pic xmlns:pic="http://schemas.openxmlformats.org/drawingml/2006/picture">
+                  <pic:nvPicPr>
+                    <pic:cNvPr id="1721319998" name=""/>
+                    <pic:cNvPicPr/>
+                  </pic:nvPicPr>
+                  <pic:blipFill>
+                    <a:blip r:embed="rId32"/>
+                    <a:stretch>
+                      <a:fillRect/>
+                    </a:stretch>
+                  </pic:blipFill>
+                  <pic:spPr>
+                    <a:xfrm>
+                      <a:off x="0" y="0"/>
+                      <a:ext cx="5274310" cy="206375"/>
+                    </a:xfrm>
+                    <a:prstGeom prst="rect">
+                      <a:avLst/>
+                    </a:prstGeom>
+                  </pic:spPr>
+                </pic:pic>
+              </a:graphicData>
+            </a:graphic>
+          </wp:inline>
+        </w:drawing>
+      </w:r>
+    </w:p>
+    <w:p>
+      <w:pPr>
+        <w:rPr>
+          <w:rFonts w:hint="eastAsia"/>
+        </w:rPr>
+      </w:pPr>
+    </w:p>
+    <w:p>
+      <w:r>
+        <w:rPr>
+          <w:rFonts w:hint="eastAsia"/>
+        </w:rPr>
+        <w:t>RE</w:t>
+      </w:r>
+    </w:p>
+    <w:p>
+      <w:r>
+        <w:drawing>
+          <wp:inline distT="0" distB="0" distL="0" distR="0" wp14:anchorId="393161D9" wp14:editId="6515BA4F">
+            <wp:extent cx="5274310" cy="217170"/>
+            <wp:effectExtent l="0" t="0" r="2540" b="0"/>
+            <wp:docPr id="1631884419" name="圖片 1"/>
+            <wp:cNvGraphicFramePr>
+              <a:graphicFrameLocks xmlns:a="http://schemas.openxmlformats.org/drawingml/2006/main" noChangeAspect="1"/>
+            </wp:cNvGraphicFramePr>
+            <a:graphic xmlns:a="http://schemas.openxmlformats.org/drawingml/2006/main">
+              <a:graphicData uri="http://schemas.openxmlformats.org/drawingml/2006/picture">
+                <pic:pic xmlns:pic="http://schemas.openxmlformats.org/drawingml/2006/picture">
+                  <pic:nvPicPr>
+                    <pic:cNvPr id="1631884419" name=""/>
+                    <pic:cNvPicPr/>
+                  </pic:nvPicPr>
+                  <pic:blipFill>
+                    <a:blip r:embed="rId33"/>
+                    <a:stretch>
+                      <a:fillRect/>
+                    </a:stretch>
+                  </pic:blipFill>
+                  <pic:spPr>
+                    <a:xfrm>
+                      <a:off x="0" y="0"/>
+                      <a:ext cx="5274310" cy="217170"/>
+                    </a:xfrm>
+                    <a:prstGeom prst="rect">
+                      <a:avLst/>
+                    </a:prstGeom>
+                  </pic:spPr>
+                </pic:pic>
+              </a:graphicData>
+            </a:graphic>
+          </wp:inline>
+        </w:drawing>
+      </w:r>
+    </w:p>
+    <w:p>
+      <w:pPr>
+        <w:rPr>
+          <w:rFonts w:hint="eastAsia"/>
+        </w:rPr>
+      </w:pPr>
+    </w:p>
+    <w:p>
+      <w:r>
+        <w:rPr>
+          <w:rFonts w:hint="eastAsia"/>
+        </w:rPr>
+        <w:lastRenderedPageBreak/>
+        <w:t>WI</w:t>
+      </w:r>
+    </w:p>
+    <w:p>
+      <w:r>
+        <w:drawing>
+          <wp:inline distT="0" distB="0" distL="0" distR="0" wp14:anchorId="1CFDAB57" wp14:editId="4AA2E9DE">
+            <wp:extent cx="4953255" cy="247663"/>
+            <wp:effectExtent l="0" t="0" r="0" b="0"/>
+            <wp:docPr id="1664049669" name="圖片 1"/>
+            <wp:cNvGraphicFramePr>
+              <a:graphicFrameLocks xmlns:a="http://schemas.openxmlformats.org/drawingml/2006/main" noChangeAspect="1"/>
+            </wp:cNvGraphicFramePr>
+            <a:graphic xmlns:a="http://schemas.openxmlformats.org/drawingml/2006/main">
+              <a:graphicData uri="http://schemas.openxmlformats.org/drawingml/2006/picture">
+                <pic:pic xmlns:pic="http://schemas.openxmlformats.org/drawingml/2006/picture">
+                  <pic:nvPicPr>
+                    <pic:cNvPr id="1664049669" name=""/>
+                    <pic:cNvPicPr/>
+                  </pic:nvPicPr>
+                  <pic:blipFill>
+                    <a:blip r:embed="rId34"/>
+                    <a:stretch>
+                      <a:fillRect/>
+                    </a:stretch>
+                  </pic:blipFill>
+                  <pic:spPr>
+                    <a:xfrm>
+                      <a:off x="0" y="0"/>
+                      <a:ext cx="4953255" cy="247663"/>
+                    </a:xfrm>
+                    <a:prstGeom prst="rect">
+                      <a:avLst/>
+                    </a:prstGeom>
+                  </pic:spPr>
+                </pic:pic>
+              </a:graphicData>
+            </a:graphic>
+          </wp:inline>
+        </w:drawing>
+      </w:r>
+    </w:p>
+    <w:p>
+      <w:r>
+        <w:drawing>
+          <wp:inline distT="0" distB="0" distL="0" distR="0" wp14:anchorId="4461485D" wp14:editId="62495CC0">
+            <wp:extent cx="5274310" cy="218440"/>
+            <wp:effectExtent l="0" t="0" r="2540" b="0"/>
+            <wp:docPr id="1328992411" name="圖片 1"/>
+            <wp:cNvGraphicFramePr>
+              <a:graphicFrameLocks xmlns:a="http://schemas.openxmlformats.org/drawingml/2006/main" noChangeAspect="1"/>
+            </wp:cNvGraphicFramePr>
+            <a:graphic xmlns:a="http://schemas.openxmlformats.org/drawingml/2006/main">
+              <a:graphicData uri="http://schemas.openxmlformats.org/drawingml/2006/picture">
+                <pic:pic xmlns:pic="http://schemas.openxmlformats.org/drawingml/2006/picture">
+                  <pic:nvPicPr>
+                    <pic:cNvPr id="1328992411" name=""/>
+                    <pic:cNvPicPr/>
+                  </pic:nvPicPr>
+                  <pic:blipFill>
+                    <a:blip r:embed="rId35"/>
+                    <a:stretch>
+                      <a:fillRect/>
+                    </a:stretch>
+                  </pic:blipFill>
+                  <pic:spPr>
+                    <a:xfrm>
+                      <a:off x="0" y="0"/>
+                      <a:ext cx="5274310" cy="218440"/>
+                    </a:xfrm>
+                    <a:prstGeom prst="rect">
+                      <a:avLst/>
+                    </a:prstGeom>
+                  </pic:spPr>
+                </pic:pic>
+              </a:graphicData>
+            </a:graphic>
+          </wp:inline>
+        </w:drawing>
+      </w:r>
+    </w:p>
+    <w:p/>
+    <w:p>
+      <w:pPr>
+        <w:rPr>
+          <w:b/>
+          <w:bCs/>
+        </w:rPr>
+      </w:pPr>
+      <w:r>
+        <w:rPr>
+          <w:b/>
+          <w:bCs/>
+        </w:rPr>
+        <w:t>Retroviridae</w:t>
+      </w:r>
+      <w:r>
+        <w:rPr>
+          <w:rFonts w:hint="eastAsia"/>
+          <w:b/>
+          <w:bCs/>
+        </w:rPr>
+        <w:t xml:space="preserve"> :</w:t>
+      </w:r>
+    </w:p>
+    <w:p>
+      <w:r>
+        <w:rPr>
+          <w:rFonts w:hint="eastAsia"/>
+        </w:rPr>
+        <w:t>GO</w:t>
+      </w:r>
+    </w:p>
+    <w:p>
+      <w:r>
+        <w:drawing>
+          <wp:inline distT="0" distB="0" distL="0" distR="0" wp14:anchorId="4E5D67A8" wp14:editId="7F9CB1F5">
+            <wp:extent cx="5274310" cy="483870"/>
+            <wp:effectExtent l="0" t="0" r="2540" b="0"/>
+            <wp:docPr id="444233079" name="圖片 1"/>
+            <wp:cNvGraphicFramePr>
+              <a:graphicFrameLocks xmlns:a="http://schemas.openxmlformats.org/drawingml/2006/main" noChangeAspect="1"/>
+            </wp:cNvGraphicFramePr>
+            <a:graphic xmlns:a="http://schemas.openxmlformats.org/drawingml/2006/main">
+              <a:graphicData uri="http://schemas.openxmlformats.org/drawingml/2006/picture">
+                <pic:pic xmlns:pic="http://schemas.openxmlformats.org/drawingml/2006/picture">
+                  <pic:nvPicPr>
+                    <pic:cNvPr id="444233079" name=""/>
+                    <pic:cNvPicPr/>
+                  </pic:nvPicPr>
+                  <pic:blipFill>
+                    <a:blip r:embed="rId36"/>
+                    <a:stretch>
+                      <a:fillRect/>
+                    </a:stretch>
+                  </pic:blipFill>
+                  <pic:spPr>
+                    <a:xfrm>
+                      <a:off x="0" y="0"/>
+                      <a:ext cx="5274310" cy="483870"/>
+                    </a:xfrm>
+                    <a:prstGeom prst="rect">
+                      <a:avLst/>
+                    </a:prstGeom>
+                  </pic:spPr>
+                </pic:pic>
+              </a:graphicData>
+            </a:graphic>
+          </wp:inline>
+        </w:drawing>
+      </w:r>
+    </w:p>
+    <w:p>
+      <w:r>
+        <w:drawing>
+          <wp:inline distT="0" distB="0" distL="0" distR="0" wp14:anchorId="3869C731" wp14:editId="221F6954">
+            <wp:extent cx="5274310" cy="400050"/>
+            <wp:effectExtent l="0" t="0" r="2540" b="0"/>
+            <wp:docPr id="249363744" name="圖片 1"/>
+            <wp:cNvGraphicFramePr>
+              <a:graphicFrameLocks xmlns:a="http://schemas.openxmlformats.org/drawingml/2006/main" noChangeAspect="1"/>
+            </wp:cNvGraphicFramePr>
+            <a:graphic xmlns:a="http://schemas.openxmlformats.org/drawingml/2006/main">
+              <a:graphicData uri="http://schemas.openxmlformats.org/drawingml/2006/picture">
+                <pic:pic xmlns:pic="http://schemas.openxmlformats.org/drawingml/2006/picture">
+                  <pic:nvPicPr>
+                    <pic:cNvPr id="249363744" name=""/>
+                    <pic:cNvPicPr/>
+                  </pic:nvPicPr>
+                  <pic:blipFill>
+                    <a:blip r:embed="rId37"/>
+                    <a:stretch>
+                      <a:fillRect/>
+                    </a:stretch>
+                  </pic:blipFill>
+                  <pic:spPr>
+                    <a:xfrm>
+                      <a:off x="0" y="0"/>
+                      <a:ext cx="5274310" cy="400050"/>
+                    </a:xfrm>
+                    <a:prstGeom prst="rect">
+                      <a:avLst/>
+                    </a:prstGeom>
+                  </pic:spPr>
+                </pic:pic>
+              </a:graphicData>
+            </a:graphic>
+          </wp:inline>
+        </w:drawing>
+      </w:r>
+    </w:p>
+    <w:p>
+      <w:pPr>
+        <w:rPr>
+          <w:rFonts w:hint="eastAsia"/>
+        </w:rPr>
+      </w:pPr>
+    </w:p>
+    <w:p>
+      <w:r>
+        <w:rPr>
+          <w:rFonts w:hint="eastAsia"/>
+        </w:rPr>
+        <w:t>KEGG</w:t>
+      </w:r>
+    </w:p>
+    <w:p>
+      <w:r>
+        <w:drawing>
+          <wp:inline distT="0" distB="0" distL="0" distR="0" wp14:anchorId="087F503D" wp14:editId="524A9693">
+            <wp:extent cx="5274310" cy="281305"/>
+            <wp:effectExtent l="0" t="0" r="2540" b="4445"/>
+            <wp:docPr id="829112122" name="圖片 1"/>
+            <wp:cNvGraphicFramePr>
+              <a:graphicFrameLocks xmlns:a="http://schemas.openxmlformats.org/drawingml/2006/main" noChangeAspect="1"/>
+            </wp:cNvGraphicFramePr>
+            <a:graphic xmlns:a="http://schemas.openxmlformats.org/drawingml/2006/main">
+              <a:graphicData uri="http://schemas.openxmlformats.org/drawingml/2006/picture">
+                <pic:pic xmlns:pic="http://schemas.openxmlformats.org/drawingml/2006/picture">
+                  <pic:nvPicPr>
+                    <pic:cNvPr id="829112122" name=""/>
+                    <pic:cNvPicPr/>
+                  </pic:nvPicPr>
+                  <pic:blipFill>
+                    <a:blip r:embed="rId38"/>
+                    <a:stretch>
+                      <a:fillRect/>
+                    </a:stretch>
+                  </pic:blipFill>
+                  <pic:spPr>
+                    <a:xfrm>
+                      <a:off x="0" y="0"/>
+                      <a:ext cx="5274310" cy="281305"/>
+                    </a:xfrm>
+                    <a:prstGeom prst="rect">
+                      <a:avLst/>
+                    </a:prstGeom>
+                  </pic:spPr>
+                </pic:pic>
+              </a:graphicData>
+            </a:graphic>
+          </wp:inline>
+        </w:drawing>
+      </w:r>
+    </w:p>
+    <w:p/>
+    <w:p>
+      <w:r>
+        <w:rPr>
+          <w:rFonts w:hint="eastAsia"/>
+        </w:rPr>
+        <w:t>WI</w:t>
+      </w:r>
+    </w:p>
+    <w:p>
+      <w:r>
+        <w:drawing>
+          <wp:inline distT="0" distB="0" distL="0" distR="0" wp14:anchorId="02CF4CA0" wp14:editId="666006D7">
+            <wp:extent cx="5274310" cy="1283335"/>
+            <wp:effectExtent l="0" t="0" r="2540" b="0"/>
+            <wp:docPr id="234492722" name="圖片 1"/>
+            <wp:cNvGraphicFramePr>
+              <a:graphicFrameLocks xmlns:a="http://schemas.openxmlformats.org/drawingml/2006/main" noChangeAspect="1"/>
+            </wp:cNvGraphicFramePr>
+            <a:graphic xmlns:a="http://schemas.openxmlformats.org/drawingml/2006/main">
+              <a:graphicData uri="http://schemas.openxmlformats.org/drawingml/2006/picture">
+                <pic:pic xmlns:pic="http://schemas.openxmlformats.org/drawingml/2006/picture">
+                  <pic:nvPicPr>
+                    <pic:cNvPr id="234492722" name=""/>
+                    <pic:cNvPicPr/>
+                  </pic:nvPicPr>
+                  <pic:blipFill>
+                    <a:blip r:embed="rId39"/>
+                    <a:stretch>
+                      <a:fillRect/>
+                    </a:stretch>
+                  </pic:blipFill>
+                  <pic:spPr>
+                    <a:xfrm>
+                      <a:off x="0" y="0"/>
+                      <a:ext cx="5274310" cy="1283335"/>
+                    </a:xfrm>
+                    <a:prstGeom prst="rect">
+                      <a:avLst/>
+                    </a:prstGeom>
+                  </pic:spPr>
+                </pic:pic>
+              </a:graphicData>
+            </a:graphic>
+          </wp:inline>
+        </w:drawing>
+      </w:r>
+    </w:p>
+    <w:p>
+      <w:pPr>
+        <w:rPr>
+          <w:rFonts w:hint="eastAsia"/>
+        </w:rPr>
+      </w:pPr>
+      <w:r>
+        <w:drawing>
+          <wp:inline distT="0" distB="0" distL="0" distR="0" wp14:anchorId="25EA0058" wp14:editId="36B906E1">
+            <wp:extent cx="5274310" cy="662305"/>
+            <wp:effectExtent l="0" t="0" r="2540" b="4445"/>
+            <wp:docPr id="1110402458" name="圖片 1"/>
+            <wp:cNvGraphicFramePr>
+              <a:graphicFrameLocks xmlns:a="http://schemas.openxmlformats.org/drawingml/2006/main" noChangeAspect="1"/>
+            </wp:cNvGraphicFramePr>
+            <a:graphic xmlns:a="http://schemas.openxmlformats.org/drawingml/2006/main">
+              <a:graphicData uri="http://schemas.openxmlformats.org/drawingml/2006/picture">
+                <pic:pic xmlns:pic="http://schemas.openxmlformats.org/drawingml/2006/picture">
+                  <pic:nvPicPr>
+                    <pic:cNvPr id="1110402458" name=""/>
+                    <pic:cNvPicPr/>
+                  </pic:nvPicPr>
+                  <pic:blipFill>
+                    <a:blip r:embed="rId40"/>
+                    <a:stretch>
+                      <a:fillRect/>
+                    </a:stretch>
+                  </pic:blipFill>
+                  <pic:spPr>
+                    <a:xfrm>
+                      <a:off x="0" y="0"/>
+                      <a:ext cx="5274310" cy="662305"/>
+                    </a:xfrm>
+                    <a:prstGeom prst="rect">
+                      <a:avLst/>
+                    </a:prstGeom>
+                  </pic:spPr>
+                </pic:pic>
+              </a:graphicData>
+            </a:graphic>
+          </wp:inline>
+        </w:drawing>
+      </w:r>
+    </w:p>
     <w:p>
       <w:pPr>
         <w:rPr>
@@ -1020,7 +2848,7 @@
   <w:style w:type="paragraph" w:default="1" w:styleId="a">
     <w:name w:val="Normal"/>
     <w:qFormat/>
-    <w:rsid w:val="003E7A04"/>
+    <w:rsid w:val="00A62FB0"/>
     <w:pPr>
       <w:widowControl w:val="0"/>
     </w:pPr>
@@ -1226,7 +3054,6 @@
   <w:style w:type="character" w:default="1" w:styleId="a0">
     <w:name w:val="Default Paragraph Font"/>
     <w:uiPriority w:val="1"/>
-    <w:semiHidden/>
     <w:unhideWhenUsed/>
   </w:style>
   <w:style w:type="table" w:default="1" w:styleId="a1">
